--- a/week8/samba_mounts_data.docx
+++ b/week8/samba_mounts_data.docx
@@ -28,61 +28,53 @@
         </w:numPr>
       </w:pPr>
       <w:r>
-        <w:t xml:space="preserve">USF </w:t>
-      </w:r>
-      <w:r>
-        <w:t xml:space="preserve">Seismology </w:t>
-      </w:r>
-      <w:r>
-        <w:t>Computational Network</w:t>
-      </w:r>
-    </w:p>
-    <w:p>
-      <w:r>
-        <w:t xml:space="preserve">Here is a </w:t>
-      </w:r>
-    </w:p>
-    <w:p/>
-    <w:p/>
-    <w:p/>
-    <w:p>
-      <w:r>
-        <w:lastRenderedPageBreak/>
-        <w:drawing>
-          <wp:inline distT="0" distB="0" distL="0" distR="0" wp14:anchorId="0053F0A7" wp14:editId="4A832ED5">
-            <wp:extent cx="5943600" cy="7259955"/>
-            <wp:effectExtent l="0" t="0" r="0" b="4445"/>
-            <wp:docPr id="2053982604" name="Picture 1" descr="A diagram of a computer server&#10;&#10;AI-generated content may be incorrect."/>
-            <wp:cNvGraphicFramePr>
-              <a:graphicFrameLocks xmlns:a="http://schemas.openxmlformats.org/drawingml/2006/main" noChangeAspect="1"/>
-            </wp:cNvGraphicFramePr>
-            <a:graphic xmlns:a="http://schemas.openxmlformats.org/drawingml/2006/main">
-              <a:graphicData uri="http://schemas.openxmlformats.org/drawingml/2006/picture">
-                <pic:pic xmlns:pic="http://schemas.openxmlformats.org/drawingml/2006/picture">
-                  <pic:nvPicPr>
-                    <pic:cNvPr id="2053982604" name="Picture 1" descr="A diagram of a computer server&#10;&#10;AI-generated content may be incorrect."/>
-                    <pic:cNvPicPr/>
-                  </pic:nvPicPr>
-                  <pic:blipFill>
-                    <a:blip r:embed="rId5"/>
-                    <a:stretch>
-                      <a:fillRect/>
-                    </a:stretch>
-                  </pic:blipFill>
-                  <pic:spPr>
-                    <a:xfrm>
-                      <a:off x="0" y="0"/>
-                      <a:ext cx="5943600" cy="7259955"/>
-                    </a:xfrm>
-                    <a:prstGeom prst="rect">
-                      <a:avLst/>
-                    </a:prstGeom>
-                  </pic:spPr>
-                </pic:pic>
-              </a:graphicData>
-            </a:graphic>
-          </wp:inline>
-        </w:drawing>
+        <w:t>Current setup</w:t>
+      </w:r>
+    </w:p>
+    <w:p>
+      <w:r>
+        <w:t>You should already have the following tools setup for your Mac/Windows laptop/desktop:</w:t>
+      </w:r>
+    </w:p>
+    <w:p>
+      <w:pPr>
+        <w:pStyle w:val="ListParagraph"/>
+        <w:numPr>
+          <w:ilvl w:val="0"/>
+          <w:numId w:val="1"/>
+        </w:numPr>
+      </w:pPr>
+      <w:r>
+        <w:t>GitHub Desktop</w:t>
+      </w:r>
+    </w:p>
+    <w:p>
+      <w:pPr>
+        <w:pStyle w:val="ListParagraph"/>
+        <w:numPr>
+          <w:ilvl w:val="0"/>
+          <w:numId w:val="1"/>
+        </w:numPr>
+      </w:pPr>
+      <w:r>
+        <w:t>Miniconda (or Anaconda)</w:t>
+      </w:r>
+    </w:p>
+    <w:p>
+      <w:pPr>
+        <w:pStyle w:val="ListParagraph"/>
+        <w:numPr>
+          <w:ilvl w:val="0"/>
+          <w:numId w:val="1"/>
+        </w:numPr>
+      </w:pPr>
+      <w:r>
+        <w:t>Visual Studio Code</w:t>
+      </w:r>
+    </w:p>
+    <w:p>
+      <w:r>
+        <w:t>In addition, you should have a conda environment called ‘compsci’ or something similar, and this should already have obspy installed in it.</w:t>
       </w:r>
     </w:p>
     <w:p>
@@ -94,65 +86,6 @@
         </w:numPr>
       </w:pPr>
       <w:r>
-        <w:t>Current setup</w:t>
-      </w:r>
-    </w:p>
-    <w:p>
-      <w:r>
-        <w:t>You should already have the following tools setup for your Mac/Windows laptop/desktop:</w:t>
-      </w:r>
-    </w:p>
-    <w:p>
-      <w:pPr>
-        <w:pStyle w:val="ListParagraph"/>
-        <w:numPr>
-          <w:ilvl w:val="0"/>
-          <w:numId w:val="1"/>
-        </w:numPr>
-      </w:pPr>
-      <w:r>
-        <w:lastRenderedPageBreak/>
-        <w:t>GitHub Desktop</w:t>
-      </w:r>
-    </w:p>
-    <w:p>
-      <w:pPr>
-        <w:pStyle w:val="ListParagraph"/>
-        <w:numPr>
-          <w:ilvl w:val="0"/>
-          <w:numId w:val="1"/>
-        </w:numPr>
-      </w:pPr>
-      <w:r>
-        <w:t>Miniconda (or Anaconda)</w:t>
-      </w:r>
-    </w:p>
-    <w:p>
-      <w:pPr>
-        <w:pStyle w:val="ListParagraph"/>
-        <w:numPr>
-          <w:ilvl w:val="0"/>
-          <w:numId w:val="1"/>
-        </w:numPr>
-      </w:pPr>
-      <w:r>
-        <w:t>Visual Studio Code</w:t>
-      </w:r>
-    </w:p>
-    <w:p>
-      <w:r>
-        <w:t>In addition, you should have a conda environment called ‘compsci’ or something similar, and this should already have obspy installed in it.</w:t>
-      </w:r>
-    </w:p>
-    <w:p>
-      <w:pPr>
-        <w:pStyle w:val="Heading1"/>
-        <w:numPr>
-          <w:ilvl w:val="0"/>
-          <w:numId w:val="6"/>
-        </w:numPr>
-      </w:pPr>
-      <w:r>
         <w:t>Further setup</w:t>
       </w:r>
     </w:p>
@@ -179,7 +112,7 @@
       <w:r>
         <w:t xml:space="preserve"> follow instructions at </w:t>
       </w:r>
-      <w:hyperlink r:id="rId6" w:history="1">
+      <w:hyperlink r:id="rId5" w:history="1">
         <w:r>
           <w:rPr>
             <w:rStyle w:val="Hyperlink"/>
@@ -227,7 +160,7 @@
         <w:t xml:space="preserve">But then move on to section </w:t>
       </w:r>
       <w:r>
-        <w:t>5</w:t>
+        <w:t>4</w:t>
       </w:r>
       <w:r>
         <w:t>, to check that you can read and plot data from this samba mount, with ObsPy.</w:t>
@@ -244,7 +177,7 @@
           <w:rStyle w:val="s1"/>
           <w:noProof/>
         </w:rPr>
-        <w:pict w14:anchorId="2B963442">
+        <w:pict w14:anchorId="21952E36">
           <v:rect id="_x0000_i1042" alt="" style="width:468pt;height:.05pt;mso-width-percent:0;mso-height-percent:0;mso-width-percent:0;mso-height-percent:0" o:hralign="center" o:hrstd="t" o:hr="t" fillcolor="#a0a0a0" stroked="f"/>
         </w:pict>
       </w:r>
@@ -320,6 +253,7 @@
           <w:sz w:val="24"/>
           <w:szCs w:val="24"/>
         </w:rPr>
+        <w:lastRenderedPageBreak/>
         <w:t>✅</w:t>
       </w:r>
       <w:r>
@@ -365,7 +299,7 @@
           <w:rStyle w:val="s1"/>
           <w:noProof/>
         </w:rPr>
-        <w:pict w14:anchorId="0046FC10">
+        <w:pict w14:anchorId="106AA874">
           <v:rect id="_x0000_i1041" alt="" style="width:468pt;height:.05pt;mso-width-percent:0;mso-height-percent:0;mso-width-percent:0;mso-height-percent:0" o:hralign="center" o:hrstd="t" o:hr="t" fillcolor="#a0a0a0" stroked="f"/>
         </w:pict>
       </w:r>
@@ -383,92 +317,95 @@
           <w:sz w:val="24"/>
           <w:szCs w:val="24"/>
         </w:rPr>
+        <w:t>Step 2 — Open Connect to Server</w:t>
+      </w:r>
+    </w:p>
+    <w:p>
+      <w:pPr>
+        <w:pStyle w:val="p1"/>
+      </w:pPr>
+      <w:r>
+        <w:t>You can do this either way:</w:t>
+      </w:r>
+    </w:p>
+    <w:p>
+      <w:pPr>
+        <w:pStyle w:val="Heading3"/>
+        <w:rPr>
+          <w:sz w:val="24"/>
+          <w:szCs w:val="24"/>
+        </w:rPr>
+      </w:pPr>
+      <w:r>
+        <w:rPr>
+          <w:sz w:val="24"/>
+          <w:szCs w:val="24"/>
+        </w:rPr>
+        <w:t>Option A (fastest)</w:t>
+      </w:r>
+    </w:p>
+    <w:p>
+      <w:pPr>
+        <w:pStyle w:val="p1"/>
+      </w:pPr>
+      <w:r>
+        <w:t>Press:</w:t>
+      </w:r>
+    </w:p>
+    <w:p>
+      <w:pPr>
+        <w:pStyle w:val="p1"/>
+      </w:pPr>
+      <w:r>
+        <w:t>CMD + K</w:t>
+      </w:r>
+    </w:p>
+    <w:p>
+      <w:pPr>
+        <w:pStyle w:val="p3"/>
+      </w:pPr>
+    </w:p>
+    <w:p>
+      <w:pPr>
+        <w:pStyle w:val="Heading3"/>
+        <w:rPr>
+          <w:sz w:val="24"/>
+          <w:szCs w:val="24"/>
+        </w:rPr>
+      </w:pPr>
+      <w:r>
+        <w:rPr>
+          <w:sz w:val="24"/>
+          <w:szCs w:val="24"/>
+        </w:rPr>
+        <w:t>Option B</w:t>
+      </w:r>
+    </w:p>
+    <w:p>
+      <w:pPr>
+        <w:pStyle w:val="p1"/>
+      </w:pPr>
+      <w:r>
+        <w:t>In the top menu bar click:</w:t>
+      </w:r>
+    </w:p>
+    <w:p>
+      <w:pPr>
+        <w:pStyle w:val="p1"/>
+      </w:pPr>
+      <w:r>
+        <w:t>Go → Connect to Server</w:t>
+      </w:r>
+    </w:p>
+    <w:p>
+      <w:pPr>
+        <w:pStyle w:val="p1"/>
+      </w:pPr>
+      <w:r>
+        <w:rPr>
+          <w:noProof/>
+        </w:rPr>
         <w:lastRenderedPageBreak/>
-        <w:t>Step 2 — Open Connect to Server</w:t>
-      </w:r>
-    </w:p>
-    <w:p>
-      <w:pPr>
-        <w:pStyle w:val="p1"/>
-      </w:pPr>
-      <w:r>
-        <w:t>You can do this either way:</w:t>
-      </w:r>
-    </w:p>
-    <w:p>
-      <w:pPr>
-        <w:pStyle w:val="Heading3"/>
-        <w:rPr>
-          <w:sz w:val="24"/>
-          <w:szCs w:val="24"/>
-        </w:rPr>
-      </w:pPr>
-      <w:r>
-        <w:rPr>
-          <w:sz w:val="24"/>
-          <w:szCs w:val="24"/>
-        </w:rPr>
-        <w:t>Option A (fastest)</w:t>
-      </w:r>
-    </w:p>
-    <w:p>
-      <w:pPr>
-        <w:pStyle w:val="p1"/>
-      </w:pPr>
-      <w:r>
-        <w:t>Press:</w:t>
-      </w:r>
-    </w:p>
-    <w:p>
-      <w:pPr>
-        <w:pStyle w:val="p1"/>
-      </w:pPr>
-      <w:r>
-        <w:t>CMD + K</w:t>
-      </w:r>
-    </w:p>
-    <w:p>
-      <w:pPr>
-        <w:pStyle w:val="p3"/>
-      </w:pPr>
-    </w:p>
-    <w:p>
-      <w:pPr>
-        <w:pStyle w:val="Heading3"/>
-        <w:rPr>
-          <w:sz w:val="24"/>
-          <w:szCs w:val="24"/>
-        </w:rPr>
-      </w:pPr>
-      <w:r>
-        <w:rPr>
-          <w:sz w:val="24"/>
-          <w:szCs w:val="24"/>
-        </w:rPr>
-        <w:t>Option B</w:t>
-      </w:r>
-    </w:p>
-    <w:p>
-      <w:pPr>
-        <w:pStyle w:val="p1"/>
-      </w:pPr>
-      <w:r>
-        <w:t>In the top menu bar click:</w:t>
-      </w:r>
-    </w:p>
-    <w:p>
-      <w:pPr>
-        <w:pStyle w:val="p1"/>
-      </w:pPr>
-      <w:r>
-        <w:t>Go → Connect to Server</w:t>
-      </w:r>
-    </w:p>
-    <w:p>
-      <w:pPr>
-        <w:pStyle w:val="p1"/>
-      </w:pPr>
-      <w:r>
         <w:drawing>
           <wp:inline distT="0" distB="0" distL="0" distR="0" wp14:anchorId="23C3683D" wp14:editId="02B10233">
             <wp:extent cx="3479800" cy="3574602"/>
@@ -485,7 +422,7 @@
                     <pic:cNvPicPr/>
                   </pic:nvPicPr>
                   <pic:blipFill>
-                    <a:blip r:embed="rId7"/>
+                    <a:blip r:embed="rId6"/>
                     <a:stretch>
                       <a:fillRect/>
                     </a:stretch>
@@ -522,7 +459,7 @@
           <w:rStyle w:val="s1"/>
           <w:noProof/>
         </w:rPr>
-        <w:pict w14:anchorId="0E787157">
+        <w:pict w14:anchorId="74275682">
           <v:rect id="_x0000_i1040" alt="" style="width:468pt;height:.05pt;mso-width-percent:0;mso-height-percent:0;mso-width-percent:0;mso-height-percent:0" o:hralign="center" o:hrstd="t" o:hr="t" fillcolor="#a0a0a0" stroked="f"/>
         </w:pict>
       </w:r>
@@ -540,59 +477,60 @@
           <w:sz w:val="24"/>
           <w:szCs w:val="24"/>
         </w:rPr>
+        <w:t>Step 3 — Enter the server address</w:t>
+      </w:r>
+    </w:p>
+    <w:p>
+      <w:pPr>
+        <w:pStyle w:val="p1"/>
+      </w:pPr>
+      <w:r>
+        <w:t>In the Server Address box type:</w:t>
+      </w:r>
+    </w:p>
+    <w:p>
+      <w:pPr>
+        <w:pStyle w:val="HTMLPreformatted"/>
+        <w:rPr>
+          <w:rStyle w:val="HTMLCode"/>
+          <w:sz w:val="24"/>
+          <w:szCs w:val="24"/>
+        </w:rPr>
+      </w:pPr>
+      <w:r>
+        <w:rPr>
+          <w:rStyle w:val="HTMLCode"/>
+          <w:sz w:val="24"/>
+          <w:szCs w:val="24"/>
+        </w:rPr>
+        <w:t>smb://10.246.31.49/classdata</w:t>
+      </w:r>
+    </w:p>
+    <w:p>
+      <w:pPr>
+        <w:pStyle w:val="HTMLPreformatted"/>
+        <w:rPr>
+          <w:rStyle w:val="HTMLCode"/>
+          <w:sz w:val="24"/>
+          <w:szCs w:val="24"/>
+        </w:rPr>
+      </w:pPr>
+    </w:p>
+    <w:p>
+      <w:pPr>
+        <w:pStyle w:val="HTMLPreformatted"/>
+        <w:rPr>
+          <w:sz w:val="24"/>
+          <w:szCs w:val="24"/>
+        </w:rPr>
+      </w:pPr>
+      <w:r>
+        <w:rPr>
+          <w:noProof/>
+          <w:sz w:val="24"/>
+          <w:szCs w:val="24"/>
+        </w:rPr>
         <w:lastRenderedPageBreak/>
-        <w:t>Step 3 — Enter the server address</w:t>
-      </w:r>
-    </w:p>
-    <w:p>
-      <w:pPr>
-        <w:pStyle w:val="p1"/>
-      </w:pPr>
-      <w:r>
-        <w:t>In the Server Address box type:</w:t>
-      </w:r>
-    </w:p>
-    <w:p>
-      <w:pPr>
-        <w:pStyle w:val="HTMLPreformatted"/>
-        <w:rPr>
-          <w:rStyle w:val="HTMLCode"/>
-          <w:sz w:val="24"/>
-          <w:szCs w:val="24"/>
-        </w:rPr>
-      </w:pPr>
-      <w:r>
-        <w:rPr>
-          <w:rStyle w:val="HTMLCode"/>
-          <w:sz w:val="24"/>
-          <w:szCs w:val="24"/>
-        </w:rPr>
-        <w:t>smb://10.246.31.49/classdata</w:t>
-      </w:r>
-    </w:p>
-    <w:p>
-      <w:pPr>
-        <w:pStyle w:val="HTMLPreformatted"/>
-        <w:rPr>
-          <w:rStyle w:val="HTMLCode"/>
-          <w:sz w:val="24"/>
-          <w:szCs w:val="24"/>
-        </w:rPr>
-      </w:pPr>
-    </w:p>
-    <w:p>
-      <w:pPr>
-        <w:pStyle w:val="HTMLPreformatted"/>
-        <w:rPr>
-          <w:sz w:val="24"/>
-          <w:szCs w:val="24"/>
-        </w:rPr>
-      </w:pPr>
-      <w:r>
-        <w:rPr>
-          <w:sz w:val="24"/>
-          <w:szCs w:val="24"/>
-        </w:rPr>
         <w:drawing>
           <wp:inline distT="0" distB="0" distL="0" distR="0" wp14:anchorId="67621211" wp14:editId="4B8FF951">
             <wp:extent cx="5943600" cy="2863215"/>
@@ -609,7 +547,7 @@
                     <pic:cNvPicPr/>
                   </pic:nvPicPr>
                   <pic:blipFill>
-                    <a:blip r:embed="rId8"/>
+                    <a:blip r:embed="rId7"/>
                     <a:stretch>
                       <a:fillRect/>
                     </a:stretch>
@@ -658,7 +596,7 @@
           <w:rStyle w:val="s2"/>
           <w:noProof/>
         </w:rPr>
-        <w:pict w14:anchorId="56A6F4C2">
+        <w:pict w14:anchorId="25486870">
           <v:rect id="_x0000_i1039" alt="" style="width:468pt;height:.05pt;mso-width-percent:0;mso-height-percent:0;mso-width-percent:0;mso-height-percent:0" o:hralign="center" o:hrstd="t" o:hr="t" fillcolor="#a0a0a0" stroked="f"/>
         </w:pict>
       </w:r>
@@ -684,7 +622,22 @@
         <w:pStyle w:val="p1"/>
       </w:pPr>
       <w:r>
-        <w:t>If prompted for authentication:</w:t>
+        <w:t>When</w:t>
+      </w:r>
+      <w:r>
+        <w:t xml:space="preserve"> prompted for authentication</w:t>
+      </w:r>
+      <w:r>
+        <w:t xml:space="preserve">, </w:t>
+      </w:r>
+      <w:r>
+        <w:t xml:space="preserve">select </w:t>
+      </w:r>
+      <w:r>
+        <w:t>Registered User</w:t>
+      </w:r>
+      <w:r>
+        <w:t xml:space="preserve"> and use these credentials:</w:t>
       </w:r>
     </w:p>
     <w:p>
@@ -692,32 +645,15 @@
         <w:pStyle w:val="p1"/>
       </w:pPr>
       <w:r>
-        <w:t>Select:</w:t>
-      </w:r>
-    </w:p>
-    <w:p>
-      <w:pPr>
-        <w:pStyle w:val="p4"/>
-      </w:pPr>
-      <w:r>
-        <w:rPr>
-          <w:rStyle w:val="s3"/>
-          <w:rFonts w:ascii="Apple Color Emoji" w:hAnsi="Apple Color Emoji" w:cs="Apple Color Emoji"/>
-        </w:rPr>
-        <w:t>👉</w:t>
-      </w:r>
-      <w:r>
-        <w:rPr>
-          <w:rStyle w:val="s3"/>
-        </w:rPr>
-        <w:t xml:space="preserve"> </w:t>
-      </w:r>
-      <w:r>
-        <w:rPr>
-          <w:b/>
-          <w:bCs/>
-        </w:rPr>
-        <w:t>Guest</w:t>
+        <w:t>Name:  guestro</w:t>
+      </w:r>
+    </w:p>
+    <w:p>
+      <w:pPr>
+        <w:pStyle w:val="p1"/>
+      </w:pPr>
+      <w:r>
+        <w:t>Password: guestro</w:t>
       </w:r>
     </w:p>
     <w:p>
@@ -748,7 +684,7 @@
           <w:rStyle w:val="s2"/>
           <w:noProof/>
         </w:rPr>
-        <w:pict w14:anchorId="77ED1AD0">
+        <w:pict w14:anchorId="06E108A8">
           <v:rect id="_x0000_i1038" alt="" style="width:468pt;height:.05pt;mso-width-percent:0;mso-height-percent:0;mso-width-percent:0;mso-height-percent:0" o:hralign="center" o:hrstd="t" o:hr="t" fillcolor="#a0a0a0" stroked="f"/>
         </w:pict>
       </w:r>
@@ -790,6 +726,9 @@
         <w:pStyle w:val="p3"/>
       </w:pPr>
       <w:r>
+        <w:rPr>
+          <w:noProof/>
+        </w:rPr>
         <w:lastRenderedPageBreak/>
         <w:drawing>
           <wp:inline distT="0" distB="0" distL="0" distR="0" wp14:anchorId="41B892F8" wp14:editId="433A758A">
@@ -807,7 +746,7 @@
                     <pic:cNvPicPr/>
                   </pic:nvPicPr>
                   <pic:blipFill>
-                    <a:blip r:embed="rId9"/>
+                    <a:blip r:embed="rId8"/>
                     <a:stretch>
                       <a:fillRect/>
                     </a:stretch>
@@ -954,7 +893,7 @@
           <w:rStyle w:val="s1"/>
           <w:noProof/>
         </w:rPr>
-        <w:pict w14:anchorId="7F7C7374">
+        <w:pict w14:anchorId="746C6116">
           <v:rect id="_x0000_i1037" alt="" style="width:468pt;height:.05pt;mso-width-percent:0;mso-height-percent:0;mso-width-percent:0;mso-height-percent:0" o:hralign="center" o:hrstd="t" o:hr="t" fillcolor="#a0a0a0" stroked="f"/>
         </w:pict>
       </w:r>
@@ -1054,7 +993,7 @@
           <w:rStyle w:val="s2"/>
           <w:noProof/>
         </w:rPr>
-        <w:pict w14:anchorId="67256A6B">
+        <w:pict w14:anchorId="02F2F278">
           <v:rect id="_x0000_i1036" alt="" style="width:468pt;height:.05pt;mso-width-percent:0;mso-height-percent:0;mso-width-percent:0;mso-height-percent:0" o:hralign="center" o:hrstd="t" o:hr="t" fillcolor="#a0a0a0" stroked="f"/>
         </w:pict>
       </w:r>
@@ -1112,7 +1051,7 @@
           <w:noProof/>
         </w:rPr>
         <w:lastRenderedPageBreak/>
-        <w:pict w14:anchorId="10A72A79">
+        <w:pict w14:anchorId="184E14F2">
           <v:rect id="_x0000_i1035" alt="" style="width:468pt;height:.05pt;mso-width-percent:0;mso-height-percent:0;mso-width-percent:0;mso-height-percent:0" o:hralign="center" o:hrstd="t" o:hr="t" fillcolor="#a0a0a0" stroked="f"/>
         </w:pict>
       </w:r>
@@ -1208,6 +1147,9 @@
         <w:pStyle w:val="HTMLPreformatted"/>
       </w:pPr>
       <w:r>
+        <w:rPr>
+          <w:noProof/>
+        </w:rPr>
         <w:drawing>
           <wp:inline distT="0" distB="0" distL="0" distR="0" wp14:anchorId="4AF2711A" wp14:editId="2C2430C1">
             <wp:extent cx="5943600" cy="2332990"/>
@@ -1224,7 +1166,7 @@
                     <pic:cNvPicPr/>
                   </pic:nvPicPr>
                   <pic:blipFill>
-                    <a:blip r:embed="rId10"/>
+                    <a:blip r:embed="rId9"/>
                     <a:stretch>
                       <a:fillRect/>
                     </a:stretch>
@@ -1256,7 +1198,7 @@
           <w:rStyle w:val="s1"/>
           <w:noProof/>
         </w:rPr>
-        <w:pict w14:anchorId="6BC653D1">
+        <w:pict w14:anchorId="28CC16A4">
           <v:rect id="_x0000_i1034" alt="" style="width:468pt;height:.05pt;mso-width-percent:0;mso-height-percent:0;mso-width-percent:0;mso-height-percent:0" o:hralign="center" o:hrstd="t" o:hr="t" fillcolor="#a0a0a0" stroked="f"/>
         </w:pict>
       </w:r>
@@ -1386,7 +1328,7 @@
           <w:sz w:val="22"/>
           <w:szCs w:val="22"/>
         </w:rPr>
-        <w:pict w14:anchorId="0C3D827E">
+        <w:pict w14:anchorId="3756E243">
           <v:rect id="_x0000_i1033" alt="" style="width:468pt;height:.05pt;mso-width-percent:0;mso-height-percent:0;mso-width-percent:0;mso-height-percent:0" o:hralign="center" o:hrstd="t" o:hr="t" fillcolor="#a0a0a0" stroked="f"/>
         </w:pict>
       </w:r>
@@ -1478,7 +1420,7 @@
           <w:sz w:val="22"/>
           <w:szCs w:val="22"/>
         </w:rPr>
-        <w:pict w14:anchorId="2B2B875F">
+        <w:pict w14:anchorId="05C61CEF">
           <v:rect id="_x0000_i1032" alt="" style="width:468pt;height:.05pt;mso-width-percent:0;mso-height-percent:0;mso-width-percent:0;mso-height-percent:0" o:hralign="center" o:hrstd="t" o:hr="t" fillcolor="#a0a0a0" stroked="f"/>
         </w:pict>
       </w:r>
@@ -1565,7 +1507,7 @@
           <w:sz w:val="22"/>
           <w:szCs w:val="22"/>
         </w:rPr>
-        <w:pict w14:anchorId="32A95701">
+        <w:pict w14:anchorId="5254D6E8">
           <v:rect id="_x0000_i1031" alt="" style="width:468pt;height:.05pt;mso-width-percent:0;mso-height-percent:0;mso-width-percent:0;mso-height-percent:0" o:hralign="center" o:hrstd="t" o:hr="t" fillcolor="#a0a0a0" stroked="f"/>
         </w:pict>
       </w:r>
@@ -1652,7 +1594,7 @@
           <w:sz w:val="22"/>
           <w:szCs w:val="22"/>
         </w:rPr>
-        <w:pict w14:anchorId="268867E4">
+        <w:pict w14:anchorId="2875CD00">
           <v:rect id="_x0000_i1030" alt="" style="width:468pt;height:.05pt;mso-width-percent:0;mso-height-percent:0;mso-width-percent:0;mso-height-percent:0" o:hralign="center" o:hrstd="t" o:hr="t" fillcolor="#a0a0a0" stroked="f"/>
         </w:pict>
       </w:r>
@@ -1771,47 +1713,6 @@
           <w:sz w:val="22"/>
           <w:szCs w:val="22"/>
         </w:rPr>
-        <w:t>Check the box:</w:t>
-      </w:r>
-    </w:p>
-    <w:p>
-      <w:pPr>
-        <w:pStyle w:val="p1"/>
-        <w:rPr>
-          <w:sz w:val="22"/>
-          <w:szCs w:val="22"/>
-        </w:rPr>
-      </w:pPr>
-      <w:r>
-        <w:rPr>
-          <w:rFonts w:ascii="Apple Color Emoji" w:hAnsi="Apple Color Emoji" w:cs="Apple Color Emoji"/>
-          <w:sz w:val="22"/>
-          <w:szCs w:val="22"/>
-        </w:rPr>
-        <w:lastRenderedPageBreak/>
-        <w:t>✅</w:t>
-      </w:r>
-      <w:r>
-        <w:rPr>
-          <w:sz w:val="22"/>
-          <w:szCs w:val="22"/>
-        </w:rPr>
-        <w:t xml:space="preserve"> Reconnect at sign-in</w:t>
-      </w:r>
-    </w:p>
-    <w:p>
-      <w:pPr>
-        <w:pStyle w:val="p1"/>
-        <w:rPr>
-          <w:sz w:val="22"/>
-          <w:szCs w:val="22"/>
-        </w:rPr>
-      </w:pPr>
-      <w:r>
-        <w:rPr>
-          <w:sz w:val="22"/>
-          <w:szCs w:val="22"/>
-        </w:rPr>
         <w:t xml:space="preserve">Then click </w:t>
       </w:r>
       <w:r>
@@ -1841,7 +1742,8 @@
           <w:sz w:val="22"/>
           <w:szCs w:val="22"/>
         </w:rPr>
-        <w:pict w14:anchorId="1B83C9AE">
+        <w:lastRenderedPageBreak/>
+        <w:pict w14:anchorId="74AED254">
           <v:rect id="_x0000_i1029" alt="" style="width:468pt;height:.05pt;mso-width-percent:0;mso-height-percent:0;mso-width-percent:0;mso-height-percent:0" o:hralign="center" o:hrstd="t" o:hr="t" fillcolor="#a0a0a0" stroked="f"/>
         </w:pict>
       </w:r>
@@ -1877,15 +1779,13 @@
         </w:rPr>
         <w:t>Username:</w:t>
       </w:r>
-    </w:p>
-    <w:p>
-      <w:pPr>
-        <w:pStyle w:val="HTMLPreformatted"/>
-        <w:rPr>
-          <w:sz w:val="22"/>
-          <w:szCs w:val="22"/>
-        </w:rPr>
-      </w:pPr>
+      <w:r>
+        <w:rPr>
+          <w:sz w:val="22"/>
+          <w:szCs w:val="22"/>
+        </w:rPr>
+        <w:t xml:space="preserve"> </w:t>
+      </w:r>
       <w:r>
         <w:rPr>
           <w:rStyle w:val="HTMLCode"/>
@@ -1895,6 +1795,15 @@
         </w:rPr>
         <w:t>guest</w:t>
       </w:r>
+      <w:r>
+        <w:rPr>
+          <w:rStyle w:val="HTMLCode"/>
+          <w:rFonts w:eastAsiaTheme="majorEastAsia"/>
+          <w:sz w:val="22"/>
+          <w:szCs w:val="22"/>
+        </w:rPr>
+        <w:t>ro</w:t>
+      </w:r>
     </w:p>
     <w:p>
       <w:pPr>
@@ -1910,6 +1819,13 @@
           <w:szCs w:val="22"/>
         </w:rPr>
         <w:t>Password:</w:t>
+      </w:r>
+      <w:r>
+        <w:rPr>
+          <w:sz w:val="22"/>
+          <w:szCs w:val="22"/>
+        </w:rPr>
+        <w:t xml:space="preserve"> guestro</w:t>
       </w:r>
     </w:p>
     <w:p>
@@ -1978,7 +1894,7 @@
           <w:sz w:val="22"/>
           <w:szCs w:val="22"/>
         </w:rPr>
-        <w:pict w14:anchorId="6C12BAE7">
+        <w:pict w14:anchorId="25A5E3B5">
           <v:rect id="_x0000_i1028" alt="" style="width:468pt;height:.05pt;mso-width-percent:0;mso-height-percent:0;mso-width-percent:0;mso-height-percent:0" o:hralign="center" o:hrstd="t" o:hr="t" fillcolor="#a0a0a0" stroked="f"/>
         </w:pict>
       </w:r>
@@ -2056,7 +1972,7 @@
           <w:sz w:val="22"/>
           <w:szCs w:val="22"/>
         </w:rPr>
-        <w:pict w14:anchorId="46B02059">
+        <w:pict w14:anchorId="665A4183">
           <v:rect id="_x0000_i1027" alt="" style="width:468pt;height:.05pt;mso-width-percent:0;mso-height-percent:0;mso-width-percent:0;mso-height-percent:0" o:hralign="center" o:hrstd="t" o:hr="t" fillcolor="#a0a0a0" stroked="f"/>
         </w:pict>
       </w:r>
@@ -2234,7 +2150,7 @@
           <w:sz w:val="22"/>
           <w:szCs w:val="22"/>
         </w:rPr>
-        <w:pict w14:anchorId="3FD12BB3">
+        <w:pict w14:anchorId="4EF081E5">
           <v:rect id="_x0000_i1026" alt="" style="width:468pt;height:.05pt;mso-width-percent:0;mso-height-percent:0;mso-width-percent:0;mso-height-percent:0" o:hralign="center" o:hrstd="t" o:hr="t" fillcolor="#a0a0a0" stroked="f"/>
         </w:pict>
       </w:r>
@@ -2487,37 +2403,7 @@
           <w:sz w:val="22"/>
           <w:szCs w:val="22"/>
         </w:rPr>
-        <w:t>#</w:t>
-      </w:r>
-      <w:r>
-        <w:rPr>
-          <w:rFonts w:ascii="Courier New" w:hAnsi="Courier New" w:cs="Courier New"/>
-          <w:color w:val="000000"/>
-          <w:kern w:val="0"/>
-          <w:sz w:val="22"/>
-          <w:szCs w:val="22"/>
-        </w:rPr>
-        <w:t>st = read('</w:t>
-      </w:r>
-      <w:r>
-        <w:rPr>
-          <w:rFonts w:ascii="Courier New" w:hAnsi="Courier New" w:cs="Courier New"/>
-          <w:color w:val="000000"/>
-          <w:kern w:val="0"/>
-          <w:sz w:val="22"/>
-          <w:szCs w:val="22"/>
-        </w:rPr>
-        <w:t>Z/</w:t>
-      </w:r>
-      <w:r>
-        <w:rPr>
-          <w:rFonts w:ascii="Courier New" w:hAnsi="Courier New" w:cs="Courier New"/>
-          <w:color w:val="000000"/>
-          <w:kern w:val="0"/>
-          <w:sz w:val="22"/>
-          <w:szCs w:val="22"/>
-        </w:rPr>
-        <w:t>Pinatubo/WAVEFORMS/199112/9112010B.DMX')</w:t>
+        <w:t>#st = read('Z/Pinatubo/WAVEFORMS/199112/9112010B.DMX')</w:t>
       </w:r>
     </w:p>
     <w:p>
@@ -2590,7 +2476,7 @@
           <w:rStyle w:val="s1"/>
           <w:noProof/>
         </w:rPr>
-        <w:pict w14:anchorId="5073596E">
+        <w:pict w14:anchorId="27E7D864">
           <v:rect id="_x0000_i1025" alt="" style="width:468pt;height:.05pt;mso-width-percent:0;mso-height-percent:0;mso-width-percent:0;mso-height-percent:0" o:hralign="center" o:hrstd="t" o:hr="t" fillcolor="#a0a0a0" stroked="f"/>
         </w:pict>
       </w:r>
@@ -2598,6 +2484,9 @@
     <w:p/>
     <w:p>
       <w:r>
+        <w:rPr>
+          <w:noProof/>
+        </w:rPr>
         <w:drawing>
           <wp:inline distT="0" distB="0" distL="0" distR="0" wp14:anchorId="5CC57095" wp14:editId="724161C7">
             <wp:extent cx="5943600" cy="5066665"/>
@@ -2614,7 +2503,7 @@
                     <pic:cNvPicPr/>
                   </pic:nvPicPr>
                   <pic:blipFill>
-                    <a:blip r:embed="rId11"/>
+                    <a:blip r:embed="rId10"/>
                     <a:stretch>
                       <a:fillRect/>
                     </a:stretch>
@@ -2647,6 +2536,9 @@
         <w:br/>
       </w:r>
       <w:r>
+        <w:rPr>
+          <w:noProof/>
+        </w:rPr>
         <w:drawing>
           <wp:inline distT="0" distB="0" distL="0" distR="0" wp14:anchorId="6B39C9B6" wp14:editId="62C34739">
             <wp:extent cx="5943600" cy="5036185"/>
@@ -2663,7 +2555,7 @@
                     <pic:cNvPicPr/>
                   </pic:nvPicPr>
                   <pic:blipFill>
-                    <a:blip r:embed="rId12"/>
+                    <a:blip r:embed="rId11"/>
                     <a:stretch>
                       <a:fillRect/>
                     </a:stretch>

--- a/week8/samba_mounts_data.docx
+++ b/week8/samba_mounts_data.docx
@@ -117,7 +117,19 @@
           <w:rPr>
             <w:rStyle w:val="Hyperlink"/>
           </w:rPr>
-          <w:t>https://vpn.usf.edu</w:t>
+          <w:t>https://vpn.</w:t>
+        </w:r>
+        <w:r>
+          <w:rPr>
+            <w:rStyle w:val="Hyperlink"/>
+          </w:rPr>
+          <w:t>u</w:t>
+        </w:r>
+        <w:r>
+          <w:rPr>
+            <w:rStyle w:val="Hyperlink"/>
+          </w:rPr>
+          <w:t>sf.edu</w:t>
         </w:r>
       </w:hyperlink>
       <w:r>
@@ -177,7 +189,7 @@
           <w:rStyle w:val="s1"/>
           <w:noProof/>
         </w:rPr>
-        <w:pict w14:anchorId="21952E36">
+        <w:pict w14:anchorId="6DA35286">
           <v:rect id="_x0000_i1042" alt="" style="width:468pt;height:.05pt;mso-width-percent:0;mso-height-percent:0;mso-width-percent:0;mso-height-percent:0" o:hralign="center" o:hrstd="t" o:hr="t" fillcolor="#a0a0a0" stroked="f"/>
         </w:pict>
       </w:r>
@@ -299,7 +311,7 @@
           <w:rStyle w:val="s1"/>
           <w:noProof/>
         </w:rPr>
-        <w:pict w14:anchorId="106AA874">
+        <w:pict w14:anchorId="2450D56E">
           <v:rect id="_x0000_i1041" alt="" style="width:468pt;height:.05pt;mso-width-percent:0;mso-height-percent:0;mso-width-percent:0;mso-height-percent:0" o:hralign="center" o:hrstd="t" o:hr="t" fillcolor="#a0a0a0" stroked="f"/>
         </w:pict>
       </w:r>
@@ -459,7 +471,7 @@
           <w:rStyle w:val="s1"/>
           <w:noProof/>
         </w:rPr>
-        <w:pict w14:anchorId="74275682">
+        <w:pict w14:anchorId="4EF06511">
           <v:rect id="_x0000_i1040" alt="" style="width:468pt;height:.05pt;mso-width-percent:0;mso-height-percent:0;mso-width-percent:0;mso-height-percent:0" o:hralign="center" o:hrstd="t" o:hr="t" fillcolor="#a0a0a0" stroked="f"/>
         </w:pict>
       </w:r>
@@ -596,7 +608,7 @@
           <w:rStyle w:val="s2"/>
           <w:noProof/>
         </w:rPr>
-        <w:pict w14:anchorId="25486870">
+        <w:pict w14:anchorId="59CE4EFF">
           <v:rect id="_x0000_i1039" alt="" style="width:468pt;height:.05pt;mso-width-percent:0;mso-height-percent:0;mso-width-percent:0;mso-height-percent:0" o:hralign="center" o:hrstd="t" o:hr="t" fillcolor="#a0a0a0" stroked="f"/>
         </w:pict>
       </w:r>
@@ -684,7 +696,7 @@
           <w:rStyle w:val="s2"/>
           <w:noProof/>
         </w:rPr>
-        <w:pict w14:anchorId="06E108A8">
+        <w:pict w14:anchorId="0A5EF9E3">
           <v:rect id="_x0000_i1038" alt="" style="width:468pt;height:.05pt;mso-width-percent:0;mso-height-percent:0;mso-width-percent:0;mso-height-percent:0" o:hralign="center" o:hrstd="t" o:hr="t" fillcolor="#a0a0a0" stroked="f"/>
         </w:pict>
       </w:r>
@@ -893,7 +905,7 @@
           <w:rStyle w:val="s1"/>
           <w:noProof/>
         </w:rPr>
-        <w:pict w14:anchorId="746C6116">
+        <w:pict w14:anchorId="43F9EA8A">
           <v:rect id="_x0000_i1037" alt="" style="width:468pt;height:.05pt;mso-width-percent:0;mso-height-percent:0;mso-width-percent:0;mso-height-percent:0" o:hralign="center" o:hrstd="t" o:hr="t" fillcolor="#a0a0a0" stroked="f"/>
         </w:pict>
       </w:r>
@@ -993,7 +1005,7 @@
           <w:rStyle w:val="s2"/>
           <w:noProof/>
         </w:rPr>
-        <w:pict w14:anchorId="02F2F278">
+        <w:pict w14:anchorId="28DDA669">
           <v:rect id="_x0000_i1036" alt="" style="width:468pt;height:.05pt;mso-width-percent:0;mso-height-percent:0;mso-width-percent:0;mso-height-percent:0" o:hralign="center" o:hrstd="t" o:hr="t" fillcolor="#a0a0a0" stroked="f"/>
         </w:pict>
       </w:r>
@@ -1051,7 +1063,7 @@
           <w:noProof/>
         </w:rPr>
         <w:lastRenderedPageBreak/>
-        <w:pict w14:anchorId="184E14F2">
+        <w:pict w14:anchorId="1F4AF3B2">
           <v:rect id="_x0000_i1035" alt="" style="width:468pt;height:.05pt;mso-width-percent:0;mso-height-percent:0;mso-width-percent:0;mso-height-percent:0" o:hralign="center" o:hrstd="t" o:hr="t" fillcolor="#a0a0a0" stroked="f"/>
         </w:pict>
       </w:r>
@@ -1198,7 +1210,7 @@
           <w:rStyle w:val="s1"/>
           <w:noProof/>
         </w:rPr>
-        <w:pict w14:anchorId="28CC16A4">
+        <w:pict w14:anchorId="514FA8F4">
           <v:rect id="_x0000_i1034" alt="" style="width:468pt;height:.05pt;mso-width-percent:0;mso-height-percent:0;mso-width-percent:0;mso-height-percent:0" o:hralign="center" o:hrstd="t" o:hr="t" fillcolor="#a0a0a0" stroked="f"/>
         </w:pict>
       </w:r>
@@ -1328,7 +1340,7 @@
           <w:sz w:val="22"/>
           <w:szCs w:val="22"/>
         </w:rPr>
-        <w:pict w14:anchorId="3756E243">
+        <w:pict w14:anchorId="67B1B5F3">
           <v:rect id="_x0000_i1033" alt="" style="width:468pt;height:.05pt;mso-width-percent:0;mso-height-percent:0;mso-width-percent:0;mso-height-percent:0" o:hralign="center" o:hrstd="t" o:hr="t" fillcolor="#a0a0a0" stroked="f"/>
         </w:pict>
       </w:r>
@@ -1420,7 +1432,7 @@
           <w:sz w:val="22"/>
           <w:szCs w:val="22"/>
         </w:rPr>
-        <w:pict w14:anchorId="05C61CEF">
+        <w:pict w14:anchorId="2E9C63D5">
           <v:rect id="_x0000_i1032" alt="" style="width:468pt;height:.05pt;mso-width-percent:0;mso-height-percent:0;mso-width-percent:0;mso-height-percent:0" o:hralign="center" o:hrstd="t" o:hr="t" fillcolor="#a0a0a0" stroked="f"/>
         </w:pict>
       </w:r>
@@ -1507,7 +1519,7 @@
           <w:sz w:val="22"/>
           <w:szCs w:val="22"/>
         </w:rPr>
-        <w:pict w14:anchorId="5254D6E8">
+        <w:pict w14:anchorId="3CCA4EB6">
           <v:rect id="_x0000_i1031" alt="" style="width:468pt;height:.05pt;mso-width-percent:0;mso-height-percent:0;mso-width-percent:0;mso-height-percent:0" o:hralign="center" o:hrstd="t" o:hr="t" fillcolor="#a0a0a0" stroked="f"/>
         </w:pict>
       </w:r>
@@ -1594,7 +1606,7 @@
           <w:sz w:val="22"/>
           <w:szCs w:val="22"/>
         </w:rPr>
-        <w:pict w14:anchorId="2875CD00">
+        <w:pict w14:anchorId="58F2346A">
           <v:rect id="_x0000_i1030" alt="" style="width:468pt;height:.05pt;mso-width-percent:0;mso-height-percent:0;mso-width-percent:0;mso-height-percent:0" o:hralign="center" o:hrstd="t" o:hr="t" fillcolor="#a0a0a0" stroked="f"/>
         </w:pict>
       </w:r>
@@ -1697,7 +1709,25 @@
           <w:sz w:val="22"/>
           <w:szCs w:val="22"/>
         </w:rPr>
-        <w:t>\\hal9000\classdata</w:t>
+        <w:t>\\</w:t>
+      </w:r>
+      <w:r>
+        <w:rPr>
+          <w:rStyle w:val="HTMLCode"/>
+          <w:rFonts w:eastAsiaTheme="majorEastAsia"/>
+          <w:sz w:val="22"/>
+          <w:szCs w:val="22"/>
+        </w:rPr>
+        <w:t>10.246.31.49</w:t>
+      </w:r>
+      <w:r>
+        <w:rPr>
+          <w:rStyle w:val="HTMLCode"/>
+          <w:rFonts w:eastAsiaTheme="majorEastAsia"/>
+          <w:sz w:val="22"/>
+          <w:szCs w:val="22"/>
+        </w:rPr>
+        <w:t>\classdata</w:t>
       </w:r>
     </w:p>
     <w:p>
@@ -1743,7 +1773,7 @@
           <w:szCs w:val="22"/>
         </w:rPr>
         <w:lastRenderedPageBreak/>
-        <w:pict w14:anchorId="74AED254">
+        <w:pict w14:anchorId="2F663F0F">
           <v:rect id="_x0000_i1029" alt="" style="width:468pt;height:.05pt;mso-width-percent:0;mso-height-percent:0;mso-width-percent:0;mso-height-percent:0" o:hralign="center" o:hrstd="t" o:hr="t" fillcolor="#a0a0a0" stroked="f"/>
         </w:pict>
       </w:r>
@@ -1894,7 +1924,7 @@
           <w:sz w:val="22"/>
           <w:szCs w:val="22"/>
         </w:rPr>
-        <w:pict w14:anchorId="25A5E3B5">
+        <w:pict w14:anchorId="64E90036">
           <v:rect id="_x0000_i1028" alt="" style="width:468pt;height:.05pt;mso-width-percent:0;mso-height-percent:0;mso-width-percent:0;mso-height-percent:0" o:hralign="center" o:hrstd="t" o:hr="t" fillcolor="#a0a0a0" stroked="f"/>
         </w:pict>
       </w:r>
@@ -1954,7 +1984,25 @@
           <w:sz w:val="22"/>
           <w:szCs w:val="22"/>
         </w:rPr>
-        <w:t>Z: classdata (\\hal9000)</w:t>
+        <w:t>Z: classdata (\\</w:t>
+      </w:r>
+      <w:r>
+        <w:rPr>
+          <w:rStyle w:val="HTMLCode"/>
+          <w:rFonts w:eastAsiaTheme="majorEastAsia"/>
+          <w:sz w:val="22"/>
+          <w:szCs w:val="22"/>
+        </w:rPr>
+        <w:t>10.246.31.49</w:t>
+      </w:r>
+      <w:r>
+        <w:rPr>
+          <w:rStyle w:val="HTMLCode"/>
+          <w:rFonts w:eastAsiaTheme="majorEastAsia"/>
+          <w:sz w:val="22"/>
+          <w:szCs w:val="22"/>
+        </w:rPr>
+        <w:t>)</w:t>
       </w:r>
     </w:p>
     <w:p>
@@ -1972,7 +2020,7 @@
           <w:sz w:val="22"/>
           <w:szCs w:val="22"/>
         </w:rPr>
-        <w:pict w14:anchorId="665A4183">
+        <w:pict w14:anchorId="219FC439">
           <v:rect id="_x0000_i1027" alt="" style="width:468pt;height:.05pt;mso-width-percent:0;mso-height-percent:0;mso-width-percent:0;mso-height-percent:0" o:hralign="center" o:hrstd="t" o:hr="t" fillcolor="#a0a0a0" stroked="f"/>
         </w:pict>
       </w:r>
@@ -2150,7 +2198,7 @@
           <w:sz w:val="22"/>
           <w:szCs w:val="22"/>
         </w:rPr>
-        <w:pict w14:anchorId="4EF081E5">
+        <w:pict w14:anchorId="50B1D234">
           <v:rect id="_x0000_i1026" alt="" style="width:468pt;height:.05pt;mso-width-percent:0;mso-height-percent:0;mso-width-percent:0;mso-height-percent:0" o:hralign="center" o:hrstd="t" o:hr="t" fillcolor="#a0a0a0" stroked="f"/>
         </w:pict>
       </w:r>
@@ -2403,7 +2451,27 @@
           <w:sz w:val="22"/>
           <w:szCs w:val="22"/>
         </w:rPr>
-        <w:t>#st = read('Z/Pinatubo/WAVEFORMS/199112/9112010B.DMX')</w:t>
+        <w:t>#st = read('Z</w:t>
+      </w:r>
+      <w:r>
+        <w:rPr>
+          <w:rFonts w:ascii="Courier New" w:hAnsi="Courier New" w:cs="Courier New"/>
+          <w:color w:val="000000"/>
+          <w:kern w:val="0"/>
+          <w:sz w:val="22"/>
+          <w:szCs w:val="22"/>
+        </w:rPr>
+        <w:t>:</w:t>
+      </w:r>
+      <w:r>
+        <w:rPr>
+          <w:rFonts w:ascii="Courier New" w:hAnsi="Courier New" w:cs="Courier New"/>
+          <w:color w:val="000000"/>
+          <w:kern w:val="0"/>
+          <w:sz w:val="22"/>
+          <w:szCs w:val="22"/>
+        </w:rPr>
+        <w:t>/Pinatubo/WAVEFORMS/199112/9112010B.DMX')</w:t>
       </w:r>
     </w:p>
     <w:p>
@@ -2476,7 +2544,7 @@
           <w:rStyle w:val="s1"/>
           <w:noProof/>
         </w:rPr>
-        <w:pict w14:anchorId="27E7D864">
+        <w:pict w14:anchorId="3D3496AA">
           <v:rect id="_x0000_i1025" alt="" style="width:468pt;height:.05pt;mso-width-percent:0;mso-height-percent:0;mso-width-percent:0;mso-height-percent:0" o:hralign="center" o:hrstd="t" o:hr="t" fillcolor="#a0a0a0" stroked="f"/>
         </w:pict>
       </w:r>
@@ -4714,6 +4782,18 @@
       <w:szCs w:val="20"/>
     </w:rPr>
   </w:style>
+  <w:style w:type="character" w:styleId="FollowedHyperlink">
+    <w:name w:val="FollowedHyperlink"/>
+    <w:basedOn w:val="DefaultParagraphFont"/>
+    <w:uiPriority w:val="99"/>
+    <w:semiHidden/>
+    <w:unhideWhenUsed/>
+    <w:rsid w:val="00A25C12"/>
+    <w:rPr>
+      <w:color w:val="96607D" w:themeColor="followedHyperlink"/>
+      <w:u w:val="single"/>
+    </w:rPr>
+  </w:style>
 </w:styles>
 </file>
 
